--- a/thesis_paper/manuscript_5_chapter/docx_output/chapter0_notation.docx
+++ b/thesis_paper/manuscript_5_chapter/docx_output/chapter0_notation.docx
@@ -2,13 +2,12 @@
 <file path=word/document.xml><?xml version="1.0" encoding="utf-8"?>
 <w:document xmlns:w="http://schemas.openxmlformats.org/wordprocessingml/2006/main" xmlns:m="http://schemas.openxmlformats.org/officeDocument/2006/math" xmlns:r="http://schemas.openxmlformats.org/officeDocument/2006/relationships" xmlns:o="urn:schemas-microsoft-com:office:office" xmlns:v="urn:schemas-microsoft-com:vml" xmlns:w10="urn:schemas-microsoft-com:office:word" xmlns:a="http://schemas.openxmlformats.org/drawingml/2006/main" xmlns:pic="http://schemas.openxmlformats.org/drawingml/2006/picture" xmlns:wp="http://schemas.openxmlformats.org/drawingml/2006/wordprocessingDrawing">
   <w:body>
-    <w:bookmarkStart w:id="20" w:name="符号说明表-notation-table"/>
     <w:p>
       <w:pPr>
-        <w:pStyle w:val="1"/>
+        <w:pStyle w:val="11"/>
       </w:pPr>
       <w:r>
-        <w:t xml:space="preserve">符号说明表 (Notation Table)</w:t>
+        <w:t xml:space="preserve">/# 符号说明表 (Notation Table)</w:t>
       </w:r>
     </w:p>
     <w:p>
@@ -4018,8 +4017,7 @@
         </w:pict>
       </w:r>
     </w:p>
-    <w:bookmarkEnd w:id="20"/>
-    <w:bookmarkStart w:id="21" w:name="缩略语表-abbreviations"/>
+    <w:bookmarkStart w:id="20" w:name="缩略语表-abbreviations"/>
     <w:p>
       <w:pPr>
         <w:pStyle w:val="1"/>
@@ -4691,7 +4689,7 @@
         </w:tc>
       </w:tr>
     </w:tbl>
-    <w:bookmarkEnd w:id="21"/>
+    <w:bookmarkEnd w:id="20"/>
     <w:sectPr>
       <w:headerReference r:id="rId12" w:type="even"/>
       <w:headerReference r:id="rId10" w:type="default"/>
